--- a/skill9/skill9.docx
+++ b/skill9/skill9.docx
@@ -188,13 +188,23 @@
         </w:drawing>
       </w:r>
     </w:p>
+    <w:p>
+      <w:hyperlink r:id="rId9" w:history="1">
+        <w:r>
+          <w:rPr>
+            <w:rStyle w:val="Hyperlink"/>
+          </w:rPr>
+          <w:t>https://github.com/krishna3324/FSAD-SkillExperiments.git</w:t>
+        </w:r>
+      </w:hyperlink>
+    </w:p>
     <w:sectPr>
-      <w:headerReference w:type="even" r:id="rId9"/>
-      <w:headerReference w:type="default" r:id="rId10"/>
-      <w:footerReference w:type="even" r:id="rId11"/>
-      <w:footerReference w:type="default" r:id="rId12"/>
-      <w:headerReference w:type="first" r:id="rId13"/>
-      <w:footerReference w:type="first" r:id="rId14"/>
+      <w:headerReference w:type="even" r:id="rId10"/>
+      <w:headerReference w:type="default" r:id="rId11"/>
+      <w:footerReference w:type="even" r:id="rId12"/>
+      <w:footerReference w:type="default" r:id="rId13"/>
+      <w:headerReference w:type="first" r:id="rId14"/>
+      <w:footerReference w:type="first" r:id="rId15"/>
       <w:pgSz w:w="11906" w:h="16838"/>
       <w:pgMar w:top="1440" w:right="1440" w:bottom="1440" w:left="1440" w:header="708" w:footer="708" w:gutter="0"/>
       <w:cols w:space="708"/>
@@ -338,7 +348,7 @@
               </v:handles>
               <o:lock v:ext="edit" text="t" shapetype="t"/>
             </v:shapetype>
-            <v:shape id="PowerPlusWaterMarkObject52793252" o:spid="_x0000_s1025" type="#_x0000_t136" style="position:absolute;margin-left:0;margin-top:0;width:489.45pt;height:146.8pt;rotation:315;z-index:-251657216;mso-position-horizontal:center;mso-position-horizontal-relative:margin;mso-position-vertical:center;mso-position-vertical-relative:margin" o:allowincell="f" fillcolor="silver" stroked="f">
+            <v:shape id="PowerPlusWaterMarkObject52793252" o:spid="_x0000_s1025" type="#_x0000_t136" style="position:absolute;margin-left:0;margin-top:0;width:489.45pt;height:146.8pt;rotation:315;z-index:-251658752;mso-position-horizontal:center;mso-position-horizontal-relative:margin;mso-position-vertical:center;mso-position-vertical-relative:margin" o:allowincell="f" fillcolor="silver" stroked="f">
               <v:fill opacity=".5"/>
               <v:textpath style="font-family:&quot;Calibri&quot;;font-size:1pt" string="2400030120"/>
               <w10:wrap anchorx="margin" anchory="margin"/>
@@ -1320,6 +1330,29 @@
     <w:uiPriority w:val="99"/>
     <w:rsid w:val="00334674"/>
   </w:style>
+  <w:style w:type="character" w:styleId="Hyperlink">
+    <w:name w:val="Hyperlink"/>
+    <w:basedOn w:val="DefaultParagraphFont"/>
+    <w:uiPriority w:val="99"/>
+    <w:unhideWhenUsed/>
+    <w:rsid w:val="00091A0B"/>
+    <w:rPr>
+      <w:color w:val="467886" w:themeColor="hyperlink"/>
+      <w:u w:val="single"/>
+    </w:rPr>
+  </w:style>
+  <w:style w:type="character" w:styleId="UnresolvedMention">
+    <w:name w:val="Unresolved Mention"/>
+    <w:basedOn w:val="DefaultParagraphFont"/>
+    <w:uiPriority w:val="99"/>
+    <w:semiHidden/>
+    <w:unhideWhenUsed/>
+    <w:rsid w:val="00091A0B"/>
+    <w:rPr>
+      <w:color w:val="605E5C"/>
+      <w:shd w:val="clear" w:color="auto" w:fill="E1DFDD"/>
+    </w:rPr>
+  </w:style>
 </w:styles>
 </file>
 
